--- a/docs/Dream_Job_Requirements.docx
+++ b/docs/Dream_Job_Requirements.docx
@@ -4,111 +4,461 @@
   <w:body>
     <w:p>
       <w:pPr>
-        <w:spacing w:before="3200"/>
+        <w:spacing w:after="1440"/>
+        <w:ind w:left="140"/>
       </w:pPr>
     </w:p>
     <w:p>
       <w:pPr>
-        <w:spacing w:after="200"/>
+        <w:spacing w:before="0" w:after="1160"/>
+        <w:ind w:left="140"/>
         <w:jc w:val="left"/>
       </w:pPr>
       <w:r>
-        <w:rPr>
-          <w:rFonts w:ascii="Calibri" w:cs="Calibri" w:eastAsia="Calibri" w:hAnsi="Calibri"/>
-          <w:b/>
-          <w:bCs/>
-          <w:color w:val="1F3864"/>
-          <w:sz w:val="72"/>
-          <w:szCs w:val="72"/>
-        </w:rPr>
-        <w:t xml:space="preserve">DREAM JOB</w:t>
+        <w:drawing>
+          <wp:inline xmlns:a="http://schemas.openxmlformats.org/drawingml/2006/main" xmlns:pic="http://schemas.openxmlformats.org/drawingml/2006/picture">
+            <wp:extent cx="2834640" cy="802672"/>
+            <wp:docPr id="1" name="Picture 1"/>
+            <wp:cNvGraphicFramePr>
+              <a:graphicFrameLocks noChangeAspect="1"/>
+            </wp:cNvGraphicFramePr>
+            <a:graphic>
+              <a:graphicData uri="http://schemas.openxmlformats.org/drawingml/2006/picture">
+                <pic:pic>
+                  <pic:nvPicPr>
+                    <pic:cNvPr id="0" name="dreamjob-logo-lockup.png"/>
+                    <pic:cNvPicPr/>
+                  </pic:nvPicPr>
+                  <pic:blipFill>
+                    <a:blip r:embed="rId10"/>
+                    <a:stretch>
+                      <a:fillRect/>
+                    </a:stretch>
+                  </pic:blipFill>
+                  <pic:spPr>
+                    <a:xfrm>
+                      <a:off x="0" y="0"/>
+                      <a:ext cx="2834640" cy="802672"/>
+                    </a:xfrm>
+                    <a:prstGeom prst="rect"/>
+                  </pic:spPr>
+                </pic:pic>
+              </a:graphicData>
+            </a:graphic>
+          </wp:inline>
+        </w:drawing>
       </w:r>
     </w:p>
     <w:p>
       <w:pPr>
-        <w:spacing w:after="120"/>
+        <w:spacing w:before="0" w:after="200" w:line="240" w:lineRule="auto"/>
+        <w:ind w:left="140"/>
       </w:pPr>
       <w:r>
         <w:rPr>
-          <w:rFonts w:ascii="Calibri" w:cs="Calibri" w:eastAsia="Calibri" w:hAnsi="Calibri"/>
-          <w:color w:val="595959"/>
-          <w:sz w:val="32"/>
-          <w:szCs w:val="32"/>
+          <w:rFonts w:ascii="Calibri" w:hAnsi="Calibri" w:cs="Calibri" w:eastAsia="Calibri"/>
+          <w:b/>
+          <w:color w:val="1F2430"/>
+          <w:sz w:val="68"/>
         </w:rPr>
-        <w:t xml:space="preserve">AI-assisted job discovery and application platform</w:t>
+        <w:t>Software Requirements Specification</w:t>
       </w:r>
     </w:p>
+    <w:tbl>
+      <w:tblPr>
+        <w:tblW w:type="auto" w:w="0"/>
+        <w:tblLayout w:type="fixed"/>
+        <w:tblLook w:firstColumn="1" w:firstRow="1" w:lastColumn="0" w:lastRow="0" w:noHBand="0" w:noVBand="1" w:val="04A0"/>
+        <w:tblInd w:w="140" w:type="dxa"/>
+        <w:tblBorders>
+          <w:top w:val="nil"/>
+          <w:left w:val="nil"/>
+          <w:bottom w:val="nil"/>
+          <w:right w:val="nil"/>
+          <w:insideH w:val="nil"/>
+          <w:insideV w:val="nil"/>
+        </w:tblBorders>
+        <w:tblCellMar>
+          <w:top w:w="0" w:type="dxa"/>
+          <w:start w:w="0" w:type="dxa"/>
+          <w:bottom w:w="0" w:type="dxa"/>
+          <w:end w:w="0" w:type="dxa"/>
+        </w:tblCellMar>
+      </w:tblPr>
+      <w:tblGrid>
+        <w:gridCol w:w="979"/>
+        <w:gridCol w:w="979"/>
+        <w:gridCol w:w="979"/>
+        <w:gridCol w:w="979"/>
+        <w:gridCol w:w="979"/>
+      </w:tblGrid>
+      <w:tr>
+        <w:tc>
+          <w:tcPr>
+            <w:tcW w:type="dxa" w:w="979"/>
+            <w:shd w:val="clear" w:color="auto" w:fill="6D54D8"/>
+            <w:tcBorders>
+              <w:top w:val="single" w:sz="2" w:space="0" w:color="6D54D8"/>
+              <w:left w:val="single" w:sz="2" w:space="0" w:color="6D54D8"/>
+              <w:bottom w:val="single" w:sz="2" w:space="0" w:color="6D54D8"/>
+              <w:right w:val="single" w:sz="2" w:space="0" w:color="6D54D8"/>
+            </w:tcBorders>
+          </w:tcPr>
+          <w:p>
+            <w:pPr>
+              <w:spacing w:after="0" w:line="120" w:lineRule="exact"/>
+            </w:pPr>
+            <w:r>
+              <w:rPr>
+                <w:sz w:val="4"/>
+              </w:rPr>
+            </w:r>
+          </w:p>
+        </w:tc>
+        <w:tc>
+          <w:tcPr>
+            <w:tcW w:type="dxa" w:w="979"/>
+            <w:shd w:val="clear" w:color="auto" w:fill="2D6BC8"/>
+            <w:tcBorders>
+              <w:top w:val="single" w:sz="2" w:space="0" w:color="2D6BC8"/>
+              <w:left w:val="single" w:sz="2" w:space="0" w:color="2D6BC8"/>
+              <w:bottom w:val="single" w:sz="2" w:space="0" w:color="2D6BC8"/>
+              <w:right w:val="single" w:sz="2" w:space="0" w:color="2D6BC8"/>
+            </w:tcBorders>
+          </w:tcPr>
+          <w:p>
+            <w:pPr>
+              <w:spacing w:after="0" w:line="120" w:lineRule="exact"/>
+            </w:pPr>
+            <w:r>
+              <w:rPr>
+                <w:sz w:val="4"/>
+              </w:rPr>
+            </w:r>
+          </w:p>
+        </w:tc>
+        <w:tc>
+          <w:tcPr>
+            <w:tcW w:type="dxa" w:w="979"/>
+            <w:shd w:val="clear" w:color="auto" w:fill="0B7B73"/>
+            <w:tcBorders>
+              <w:top w:val="single" w:sz="2" w:space="0" w:color="0B7B73"/>
+              <w:left w:val="single" w:sz="2" w:space="0" w:color="0B7B73"/>
+              <w:bottom w:val="single" w:sz="2" w:space="0" w:color="0B7B73"/>
+              <w:right w:val="single" w:sz="2" w:space="0" w:color="0B7B73"/>
+            </w:tcBorders>
+          </w:tcPr>
+          <w:p>
+            <w:pPr>
+              <w:spacing w:after="0" w:line="120" w:lineRule="exact"/>
+            </w:pPr>
+            <w:r>
+              <w:rPr>
+                <w:sz w:val="4"/>
+              </w:rPr>
+            </w:r>
+          </w:p>
+        </w:tc>
+        <w:tc>
+          <w:tcPr>
+            <w:tcW w:type="dxa" w:w="979"/>
+            <w:shd w:val="clear" w:color="auto" w:fill="9F6011"/>
+            <w:tcBorders>
+              <w:top w:val="single" w:sz="2" w:space="0" w:color="9F6011"/>
+              <w:left w:val="single" w:sz="2" w:space="0" w:color="9F6011"/>
+              <w:bottom w:val="single" w:sz="2" w:space="0" w:color="9F6011"/>
+              <w:right w:val="single" w:sz="2" w:space="0" w:color="9F6011"/>
+            </w:tcBorders>
+          </w:tcPr>
+          <w:p>
+            <w:pPr>
+              <w:spacing w:after="0" w:line="120" w:lineRule="exact"/>
+            </w:pPr>
+            <w:r>
+              <w:rPr>
+                <w:sz w:val="4"/>
+              </w:rPr>
+            </w:r>
+          </w:p>
+        </w:tc>
+        <w:tc>
+          <w:tcPr>
+            <w:tcW w:type="dxa" w:w="979"/>
+            <w:shd w:val="clear" w:color="auto" w:fill="BC3D66"/>
+            <w:tcBorders>
+              <w:top w:val="single" w:sz="2" w:space="0" w:color="BC3D66"/>
+              <w:left w:val="single" w:sz="2" w:space="0" w:color="BC3D66"/>
+              <w:bottom w:val="single" w:sz="2" w:space="0" w:color="BC3D66"/>
+              <w:right w:val="single" w:sz="2" w:space="0" w:color="BC3D66"/>
+            </w:tcBorders>
+          </w:tcPr>
+          <w:p>
+            <w:pPr>
+              <w:spacing w:after="0" w:line="120" w:lineRule="exact"/>
+            </w:pPr>
+            <w:r>
+              <w:rPr>
+                <w:sz w:val="4"/>
+              </w:rPr>
+            </w:r>
+          </w:p>
+        </w:tc>
+      </w:tr>
+    </w:tbl>
     <w:p>
       <w:pPr>
-        <w:pBdr>
-          <w:bottom w:val="single" w:color="1F3864" w:sz="12" w:space="8"/>
-        </w:pBdr>
-        <w:spacing w:after="800"/>
-      </w:pPr>
-    </w:p>
-    <w:p>
-      <w:pPr>
-        <w:spacing w:after="120"/>
+        <w:spacing w:before="320" w:after="4000"/>
+        <w:ind w:left="140"/>
       </w:pPr>
       <w:r>
         <w:rPr>
-          <w:rFonts w:ascii="Calibri" w:cs="Calibri" w:eastAsia="Calibri" w:hAnsi="Calibri"/>
-          <w:b/>
-          <w:bCs/>
-          <w:sz w:val="36"/>
-          <w:szCs w:val="36"/>
+          <w:rFonts w:ascii="Calibri" w:hAnsi="Calibri" w:cs="Calibri" w:eastAsia="Calibri"/>
+          <w:b w:val="0"/>
+          <w:color w:val="4A5160"/>
+          <w:sz w:val="24"/>
         </w:rPr>
-        <w:t xml:space="preserve">Software Requirements Specification</w:t>
+        <w:t>Dream Job · AI-assisted job discovery and application platform</w:t>
       </w:r>
     </w:p>
+    <w:tbl>
+      <w:tblPr>
+        <w:tblW w:type="auto" w:w="0"/>
+        <w:tblLayout w:type="fixed"/>
+        <w:tblLook w:firstColumn="1" w:firstRow="1" w:lastColumn="0" w:lastRow="0" w:noHBand="0" w:noVBand="1" w:val="04A0"/>
+        <w:tblInd w:w="140" w:type="dxa"/>
+        <w:tblBorders>
+          <w:top w:val="nil"/>
+          <w:left w:val="nil"/>
+          <w:bottom w:val="nil"/>
+          <w:right w:val="nil"/>
+          <w:insideH w:val="nil"/>
+          <w:insideV w:val="nil"/>
+        </w:tblBorders>
+        <w:tblCellMar>
+          <w:top w:w="30" w:type="dxa"/>
+          <w:start w:w="0" w:type="dxa"/>
+          <w:bottom w:w="30" w:type="dxa"/>
+          <w:end w:w="90" w:type="dxa"/>
+        </w:tblCellMar>
+      </w:tblPr>
+      <w:tblGrid>
+        <w:gridCol w:w="1656"/>
+        <w:gridCol w:w="7373"/>
+      </w:tblGrid>
+      <w:tr>
+        <w:tc>
+          <w:tcPr>
+            <w:tcW w:type="dxa" w:w="1656"/>
+            <w:tcBorders>
+              <w:top w:val="nil"/>
+              <w:left w:val="nil"/>
+              <w:bottom w:val="nil"/>
+              <w:right w:val="nil"/>
+            </w:tcBorders>
+          </w:tcPr>
+          <w:p>
+            <w:pPr>
+              <w:spacing w:after="40"/>
+            </w:pPr>
+            <w:r>
+              <w:rPr>
+                <w:rFonts w:ascii="Calibri" w:hAnsi="Calibri" w:cs="Calibri" w:eastAsia="Calibri"/>
+                <w:b/>
+                <w:color w:val="6B7280"/>
+                <w:sz w:val="16"/>
+              </w:rPr>
+              <w:t>VERSION</w:t>
+            </w:r>
+          </w:p>
+        </w:tc>
+        <w:tc>
+          <w:tcPr>
+            <w:tcW w:type="dxa" w:w="7373"/>
+            <w:tcBorders>
+              <w:top w:val="nil"/>
+              <w:left w:val="nil"/>
+              <w:bottom w:val="nil"/>
+              <w:right w:val="nil"/>
+            </w:tcBorders>
+          </w:tcPr>
+          <w:p>
+            <w:pPr>
+              <w:spacing w:after="40"/>
+            </w:pPr>
+            <w:r>
+              <w:rPr>
+                <w:rFonts w:ascii="Calibri" w:hAnsi="Calibri" w:cs="Calibri" w:eastAsia="Calibri"/>
+                <w:b w:val="0"/>
+                <w:color w:val="1F2430"/>
+                <w:sz w:val="20"/>
+              </w:rPr>
+              <w:t>0.3</w:t>
+            </w:r>
+          </w:p>
+        </w:tc>
+      </w:tr>
+      <w:tr>
+        <w:tc>
+          <w:tcPr>
+            <w:tcW w:type="dxa" w:w="1656"/>
+            <w:tcBorders>
+              <w:top w:val="nil"/>
+              <w:left w:val="nil"/>
+              <w:bottom w:val="nil"/>
+              <w:right w:val="nil"/>
+            </w:tcBorders>
+          </w:tcPr>
+          <w:p>
+            <w:pPr>
+              <w:spacing w:after="40"/>
+            </w:pPr>
+            <w:r>
+              <w:rPr>
+                <w:rFonts w:ascii="Calibri" w:hAnsi="Calibri" w:cs="Calibri" w:eastAsia="Calibri"/>
+                <w:b/>
+                <w:color w:val="6B7280"/>
+                <w:sz w:val="16"/>
+              </w:rPr>
+              <w:t>DATE</w:t>
+            </w:r>
+          </w:p>
+        </w:tc>
+        <w:tc>
+          <w:tcPr>
+            <w:tcW w:type="dxa" w:w="7373"/>
+            <w:tcBorders>
+              <w:top w:val="nil"/>
+              <w:left w:val="nil"/>
+              <w:bottom w:val="nil"/>
+              <w:right w:val="nil"/>
+            </w:tcBorders>
+          </w:tcPr>
+          <w:p>
+            <w:pPr>
+              <w:spacing w:after="40"/>
+            </w:pPr>
+            <w:r>
+              <w:rPr>
+                <w:rFonts w:ascii="Calibri" w:hAnsi="Calibri" w:cs="Calibri" w:eastAsia="Calibri"/>
+                <w:b w:val="0"/>
+                <w:color w:val="1F2430"/>
+                <w:sz w:val="20"/>
+              </w:rPr>
+              <w:t>8 September 2026</w:t>
+            </w:r>
+          </w:p>
+        </w:tc>
+      </w:tr>
+      <w:tr>
+        <w:tc>
+          <w:tcPr>
+            <w:tcW w:type="dxa" w:w="1656"/>
+            <w:tcBorders>
+              <w:top w:val="nil"/>
+              <w:left w:val="nil"/>
+              <w:bottom w:val="nil"/>
+              <w:right w:val="nil"/>
+            </w:tcBorders>
+          </w:tcPr>
+          <w:p>
+            <w:pPr>
+              <w:spacing w:after="40"/>
+            </w:pPr>
+            <w:r>
+              <w:rPr>
+                <w:rFonts w:ascii="Calibri" w:hAnsi="Calibri" w:cs="Calibri" w:eastAsia="Calibri"/>
+                <w:b/>
+                <w:color w:val="6B7280"/>
+                <w:sz w:val="16"/>
+              </w:rPr>
+              <w:t>AUTHOR</w:t>
+            </w:r>
+          </w:p>
+        </w:tc>
+        <w:tc>
+          <w:tcPr>
+            <w:tcW w:type="dxa" w:w="7373"/>
+            <w:tcBorders>
+              <w:top w:val="nil"/>
+              <w:left w:val="nil"/>
+              <w:bottom w:val="nil"/>
+              <w:right w:val="nil"/>
+            </w:tcBorders>
+          </w:tcPr>
+          <w:p>
+            <w:pPr>
+              <w:spacing w:after="40"/>
+            </w:pPr>
+            <w:r>
+              <w:rPr>
+                <w:rFonts w:ascii="Calibri" w:hAnsi="Calibri" w:cs="Calibri" w:eastAsia="Calibri"/>
+                <w:b w:val="0"/>
+                <w:color w:val="1F2430"/>
+                <w:sz w:val="20"/>
+              </w:rPr>
+              <w:t>Stephane van der Aa</w:t>
+            </w:r>
+          </w:p>
+        </w:tc>
+      </w:tr>
+      <w:tr>
+        <w:tc>
+          <w:tcPr>
+            <w:tcW w:type="dxa" w:w="1656"/>
+            <w:tcBorders>
+              <w:top w:val="nil"/>
+              <w:left w:val="nil"/>
+              <w:bottom w:val="nil"/>
+              <w:right w:val="nil"/>
+            </w:tcBorders>
+          </w:tcPr>
+          <w:p>
+            <w:pPr>
+              <w:spacing w:after="40"/>
+            </w:pPr>
+            <w:r>
+              <w:rPr>
+                <w:rFonts w:ascii="Calibri" w:hAnsi="Calibri" w:cs="Calibri" w:eastAsia="Calibri"/>
+                <w:b/>
+                <w:color w:val="6B7280"/>
+                <w:sz w:val="16"/>
+              </w:rPr>
+              <w:t>STATUS</w:t>
+            </w:r>
+          </w:p>
+        </w:tc>
+        <w:tc>
+          <w:tcPr>
+            <w:tcW w:type="dxa" w:w="7373"/>
+            <w:tcBorders>
+              <w:top w:val="nil"/>
+              <w:left w:val="nil"/>
+              <w:bottom w:val="nil"/>
+              <w:right w:val="nil"/>
+            </w:tcBorders>
+          </w:tcPr>
+          <w:p>
+            <w:pPr>
+              <w:spacing w:after="40"/>
+            </w:pPr>
+            <w:r>
+              <w:rPr>
+                <w:rFonts w:ascii="Calibri" w:hAnsi="Calibri" w:cs="Calibri" w:eastAsia="Calibri"/>
+                <w:b w:val="0"/>
+                <w:color w:val="1F2430"/>
+                <w:sz w:val="20"/>
+              </w:rPr>
+              <w:t>Draft for review</w:t>
+            </w:r>
+          </w:p>
+        </w:tc>
+      </w:tr>
+    </w:tbl>
     <w:p>
       <w:pPr>
-        <w:spacing w:after="2400"/>
+        <w:spacing w:after="0"/>
+        <w:ind w:left="140"/>
       </w:pPr>
-      <w:r>
-        <w:rPr>
-          <w:rFonts w:ascii="Calibri" w:cs="Calibri" w:eastAsia="Calibri" w:hAnsi="Calibri"/>
-          <w:color w:val="595959"/>
-          <w:sz w:val="24"/>
-          <w:szCs w:val="24"/>
-        </w:rPr>
-        <w:t xml:space="preserve">Version 0.3 — Draft for review</w:t>
-      </w:r>
-    </w:p>
-    <w:p>
-      <w:r>
-        <w:rPr>
-          <w:rFonts w:ascii="Calibri" w:cs="Calibri" w:eastAsia="Calibri" w:hAnsi="Calibri"/>
-          <w:color w:val="595959"/>
-          <w:sz w:val="22"/>
-          <w:szCs w:val="22"/>
-        </w:rPr>
-        <w:t xml:space="preserve">Author: Stephane van der Aa</w:t>
-      </w:r>
-    </w:p>
-    <w:p>
-      <w:r>
-        <w:rPr>
-          <w:rFonts w:ascii="Calibri" w:cs="Calibri" w:eastAsia="Calibri" w:hAnsi="Calibri"/>
-          <w:color w:val="595959"/>
-          <w:sz w:val="22"/>
-          <w:szCs w:val="22"/>
-        </w:rPr>
-        <w:t xml:space="preserve">Date: 8 September 2026</w:t>
-      </w:r>
-    </w:p>
-    <w:p>
-      <w:r>
-        <w:rPr>
-          <w:rFonts w:ascii="Calibri" w:cs="Calibri" w:eastAsia="Calibri" w:hAnsi="Calibri"/>
-          <w:color w:val="595959"/>
-          <w:sz w:val="22"/>
-          <w:szCs w:val="22"/>
-        </w:rPr>
-        <w:t xml:space="preserve">Status: Draft</w:t>
-      </w:r>
-    </w:p>
-    <w:p>
       <w:r>
         <w:br w:type="page"/>
       </w:r>
@@ -32077,9 +32427,12 @@
     <w:sectPr>
       <w:headerReference w:type="default" r:id="rId7"/>
       <w:footerReference w:type="default" r:id="rId8"/>
+      <w:headerReference w:type="first" r:id="rId11"/>
+      <w:footerReference w:type="first" r:id="rId12"/>
       <w:pgSz w:w="11906" w:h="16838" w:orient="portrait"/>
       <w:pgMar w:top="1440" w:right="1300" w:bottom="1440" w:left="1300" w:header="708" w:footer="708" w:gutter="0"/>
       <w:pgNumType/>
+      <w:titlePg/>
       <w:docGrid w:linePitch="360"/>
     </w:sectPr>
   </w:body>
@@ -32179,6 +32532,16 @@
 </w:ftr>
 </file>
 
+<file path=word/footer2.xml><?xml version="1.0" encoding="utf-8"?>
+<w:ftr xmlns:m="http://schemas.openxmlformats.org/officeDocument/2006/math" xmlns:mc="http://schemas.openxmlformats.org/markup-compatibility/2006" xmlns:mo="http://schemas.microsoft.com/office/mac/office/2008/main" xmlns:mv="urn:schemas-microsoft-com:mac:vml" xmlns:o="urn:schemas-microsoft-com:office:office" xmlns:r="http://schemas.openxmlformats.org/officeDocument/2006/relationships" xmlns:v="urn:schemas-microsoft-com:vml" xmlns:w10="urn:schemas-microsoft-com:office:word" xmlns:w14="http://schemas.microsoft.com/office/word/2010/wordml" xmlns:w="http://schemas.openxmlformats.org/wordprocessingml/2006/main" xmlns:wne="http://schemas.microsoft.com/office/word/2006/wordml" xmlns:wp14="http://schemas.microsoft.com/office/word/2010/wordprocessingDrawing" xmlns:wp="http://schemas.openxmlformats.org/drawingml/2006/wordprocessingDrawing" xmlns:wpc="http://schemas.microsoft.com/office/word/2010/wordprocessingCanvas" xmlns:wpg="http://schemas.microsoft.com/office/word/2010/wordprocessingGroup" xmlns:wpi="http://schemas.microsoft.com/office/word/2010/wordprocessingInk" xmlns:wps="http://schemas.microsoft.com/office/word/2010/wordprocessingShape" mc:Ignorable="w14 wp14">
+  <w:p>
+    <w:pPr>
+      <w:pStyle w:val="Footer"/>
+    </w:pPr>
+  </w:p>
+</w:ftr>
+</file>
+
 <file path=word/footnotes.xml><?xml version="1.0" encoding="utf-8"?>
 <w:footnotes xmlns:wpc="http://schemas.microsoft.com/office/word/2010/wordprocessingCanvas" xmlns:mc="http://schemas.openxmlformats.org/markup-compatibility/2006" xmlns:o="urn:schemas-microsoft-com:office:office" xmlns:r="http://schemas.openxmlformats.org/officeDocument/2006/relationships" xmlns:m="http://schemas.openxmlformats.org/officeDocument/2006/math" xmlns:v="urn:schemas-microsoft-com:vml" xmlns:wp14="http://schemas.microsoft.com/office/word/2010/wordprocessingDrawing" xmlns:wp="http://schemas.openxmlformats.org/drawingml/2006/wordprocessingDrawing" xmlns:w10="urn:schemas-microsoft-com:office:word" xmlns:w="http://schemas.openxmlformats.org/wordprocessingml/2006/main" xmlns:w14="http://schemas.microsoft.com/office/word/2010/wordml" xmlns:w15="http://schemas.microsoft.com/office/word/2012/wordml" xmlns:wpg="http://schemas.microsoft.com/office/word/2010/wordprocessingGroup" xmlns:wpi="http://schemas.microsoft.com/office/word/2010/wordprocessingInk" xmlns:wne="http://schemas.microsoft.com/office/word/2006/wordml" xmlns:wps="http://schemas.microsoft.com/office/word/2010/wordprocessingShape" mc:Ignorable="w14 w15 wp14">
   <w:footnote w:type="separator" w:id="-1">
@@ -32245,6 +32608,16 @@
       </w:rPr>
       <w:t xml:space="preserve">	v0.3 Draft</w:t>
     </w:r>
+  </w:p>
+</w:hdr>
+</file>
+
+<file path=word/header2.xml><?xml version="1.0" encoding="utf-8"?>
+<w:hdr xmlns:m="http://schemas.openxmlformats.org/officeDocument/2006/math" xmlns:mc="http://schemas.openxmlformats.org/markup-compatibility/2006" xmlns:mo="http://schemas.microsoft.com/office/mac/office/2008/main" xmlns:mv="urn:schemas-microsoft-com:mac:vml" xmlns:o="urn:schemas-microsoft-com:office:office" xmlns:r="http://schemas.openxmlformats.org/officeDocument/2006/relationships" xmlns:v="urn:schemas-microsoft-com:vml" xmlns:w10="urn:schemas-microsoft-com:office:word" xmlns:w14="http://schemas.microsoft.com/office/word/2010/wordml" xmlns:w="http://schemas.openxmlformats.org/wordprocessingml/2006/main" xmlns:wne="http://schemas.microsoft.com/office/word/2006/wordml" xmlns:wp14="http://schemas.microsoft.com/office/word/2010/wordprocessingDrawing" xmlns:wp="http://schemas.openxmlformats.org/drawingml/2006/wordprocessingDrawing" xmlns:wpc="http://schemas.microsoft.com/office/word/2010/wordprocessingCanvas" xmlns:wpg="http://schemas.microsoft.com/office/word/2010/wordprocessingGroup" xmlns:wpi="http://schemas.microsoft.com/office/word/2010/wordprocessingInk" xmlns:wps="http://schemas.microsoft.com/office/word/2010/wordprocessingShape" mc:Ignorable="w14 wp14">
+  <w:p>
+    <w:pPr>
+      <w:pStyle w:val="Header"/>
+    </w:pPr>
   </w:p>
 </w:hdr>
 </file>
